--- a/templates/iltimosnoma-jinoyat-muddat.uz_latin.docx
+++ b/templates/iltimosnoma-jinoyat-muddat.uz_latin.docx
@@ -56,20 +56,6 @@
     </w:p>
     <w:p>
       <w:pPr>
-        <w:spacing w:after="80"/>
-        <w:jc w:val="left"/>
-      </w:pPr>
-      <w:r>
-        <w:rPr>
-          <w:rFonts w:ascii="Times New Roman" w:cs="Times New Roman" w:eastAsia="Times New Roman" w:hAnsi="Times New Roman"/>
-          <w:sz w:val="24"/>
-          <w:szCs w:val="24"/>
-        </w:rPr>
-        <w:t xml:space="preserve">{{#applicant_is_individual}}</w:t>
-      </w:r>
-    </w:p>
-    <w:p>
-      <w:pPr>
         <w:spacing w:after="0"/>
         <w:ind w:left="5400"/>
         <w:jc w:val="left"/>
@@ -149,88 +135,39 @@
           <w:sz w:val="24"/>
           <w:szCs w:val="24"/>
         </w:rPr>
-        <w:t xml:space="preserve">{{/applicant_is_individual}}</w:t>
-      </w:r>
-    </w:p>
-    <w:p>
-      <w:pPr>
-        <w:spacing w:after="80"/>
-        <w:jc w:val="left"/>
-      </w:pPr>
-      <w:r>
-        <w:rPr>
-          <w:rFonts w:ascii="Times New Roman" w:cs="Times New Roman" w:eastAsia="Times New Roman" w:hAnsi="Times New Roman"/>
-          <w:sz w:val="24"/>
-          <w:szCs w:val="24"/>
-        </w:rPr>
-        <w:t xml:space="preserve">{{#applicant_is_org}}</w:t>
-      </w:r>
-    </w:p>
-    <w:p>
-      <w:pPr>
-        <w:spacing w:after="0"/>
-        <w:ind w:left="5400"/>
-        <w:jc w:val="left"/>
-      </w:pPr>
-      <w:r>
-        <w:rPr>
-          <w:rFonts w:ascii="Times New Roman" w:cs="Times New Roman" w:eastAsia="Times New Roman" w:hAnsi="Times New Roman"/>
-          <w:i/>
-          <w:iCs/>
-          <w:sz w:val="24"/>
-          <w:szCs w:val="24"/>
-        </w:rPr>
-        <w:t xml:space="preserve">{{plaintiff_org_name}}</w:t>
-      </w:r>
-    </w:p>
-    <w:p>
-      <w:pPr>
-        <w:spacing w:after="0"/>
-        <w:ind w:left="5400"/>
-        <w:jc w:val="left"/>
+        <w:t xml:space="preserve"/>
+      </w:r>
+    </w:p>
+    <w:p>
+      <w:pPr>
+        <w:spacing w:after="0"/>
+        <w:jc w:val="center"/>
       </w:pPr>
       <w:r>
         <w:rPr>
           <w:rFonts w:ascii="Times New Roman" w:cs="Times New Roman" w:eastAsia="Times New Roman" w:hAnsi="Times New Roman"/>
           <w:b/>
           <w:bCs/>
-          <w:i/>
-          <w:iCs/>
-          <w:sz w:val="24"/>
-          <w:szCs w:val="24"/>
-        </w:rPr>
-        <w:t xml:space="preserve">rahbari {{plaintiff_fio}}</w:t>
-      </w:r>
-    </w:p>
-    <w:p>
-      <w:pPr>
-        <w:spacing w:after="0"/>
-        <w:ind w:left="5400"/>
-        <w:jc w:val="left"/>
-      </w:pPr>
-      <w:r>
-        <w:rPr>
-          <w:rFonts w:ascii="Times New Roman" w:cs="Times New Roman" w:eastAsia="Times New Roman" w:hAnsi="Times New Roman"/>
-          <w:i/>
-          <w:iCs/>
-          <w:sz w:val="24"/>
-          <w:szCs w:val="24"/>
-        </w:rPr>
-        <w:t xml:space="preserve">tomonidan</w:t>
-      </w:r>
-    </w:p>
-    <w:p>
-      <w:pPr>
-        <w:spacing w:after="80"/>
-        <w:jc w:val="left"/>
-      </w:pPr>
-      <w:r>
-        <w:rPr>
-          <w:rFonts w:ascii="Times New Roman" w:cs="Times New Roman" w:eastAsia="Times New Roman" w:hAnsi="Times New Roman"/>
-          <w:sz w:val="24"/>
-          <w:szCs w:val="24"/>
-        </w:rPr>
-        <w:t xml:space="preserve">{{/applicant_is_org}}</w:t>
+          <w:sz w:val="24"/>
+          <w:szCs w:val="24"/>
+        </w:rPr>
+        <w:t xml:space="preserve">I L T I M O S N O M A</w:t>
+      </w:r>
+    </w:p>
+    <w:p>
+      <w:pPr>
+        <w:spacing w:after="80"/>
+        <w:jc w:val="center"/>
+      </w:pPr>
+      <w:r>
+        <w:rPr>
+          <w:rFonts w:ascii="Times New Roman" w:cs="Times New Roman" w:eastAsia="Times New Roman" w:hAnsi="Times New Roman"/>
+          <w:i/>
+          <w:iCs/>
+          <w:sz w:val="24"/>
+          <w:szCs w:val="24"/>
+        </w:rPr>
+        <w:t xml:space="preserve">(shikoyat berish muddatini tiklash to‘g‘risida)</w:t>
       </w:r>
     </w:p>
     <w:p>
@@ -250,7 +187,81 @@
     <w:p>
       <w:pPr>
         <w:spacing w:after="0"/>
-        <w:jc w:val="center"/>
+        <w:ind w:firstLine="720"/>
+        <w:jc w:val="both"/>
+      </w:pPr>
+      <w:r>
+        <w:rPr>
+          <w:rFonts w:ascii="Times New Roman" w:cs="Times New Roman" w:eastAsia="Times New Roman" w:hAnsi="Times New Roman"/>
+          <w:sz w:val="24"/>
+          <w:szCs w:val="24"/>
+        </w:rPr>
+        <w:t xml:space="preserve">Mazmuni shundan iboratki, {{penalty_org}} tomonidan {{order_day}}.{{order_month}}.{{order_year}} yil kuni menga nisbatan {{fine_amount}} so‘m ma’muriy jarima qo‘llash to‘g‘risida qaror qabul qilingan.</w:t>
+      </w:r>
+    </w:p>
+    <w:p>
+      <w:pPr>
+        <w:spacing w:after="0"/>
+        <w:ind w:firstLine="720"/>
+        <w:jc w:val="both"/>
+      </w:pPr>
+      <w:r>
+        <w:rPr>
+          <w:rFonts w:ascii="Times New Roman" w:cs="Times New Roman" w:eastAsia="Times New Roman" w:hAnsi="Times New Roman"/>
+          <w:sz w:val="24"/>
+          <w:szCs w:val="24"/>
+        </w:rPr>
+        <w:t xml:space="preserve">Ushbu qarorni {{late_reason}} shu sababli o‘z vaqtida olmaganman.</w:t>
+      </w:r>
+    </w:p>
+    <w:p>
+      <w:pPr>
+        <w:spacing w:after="0"/>
+        <w:ind w:firstLine="720"/>
+        <w:jc w:val="both"/>
+      </w:pPr>
+      <w:r>
+        <w:rPr>
+          <w:rFonts w:ascii="Times New Roman" w:cs="Times New Roman" w:eastAsia="Times New Roman" w:hAnsi="Times New Roman"/>
+          <w:sz w:val="24"/>
+          <w:szCs w:val="24"/>
+        </w:rPr>
+        <w:t xml:space="preserve">Mazkur qarorni {{learned_day}}.{{learned_month}}.{{learned_year}} yil kuni {{learned_where}} orqali olganman, shu bois qaror ustidan shikoyat berish muddati o‘tib ketgan.</w:t>
+      </w:r>
+    </w:p>
+    <w:p>
+      <w:pPr>
+        <w:spacing w:after="0"/>
+        <w:ind w:firstLine="720"/>
+        <w:jc w:val="both"/>
+      </w:pPr>
+      <w:r>
+        <w:rPr>
+          <w:rFonts w:ascii="Times New Roman" w:cs="Times New Roman" w:eastAsia="Times New Roman" w:hAnsi="Times New Roman"/>
+          <w:sz w:val="24"/>
+          <w:szCs w:val="24"/>
+        </w:rPr>
+        <w:t xml:space="preserve">Yuqoridagilarni inobatga olib, ushbu qaror bo‘yicha shikoyat berish muddatini tiklab berishingizni so‘rayman.</w:t>
+      </w:r>
+    </w:p>
+    <w:p>
+      <w:pPr>
+        <w:spacing w:after="80"/>
+        <w:jc w:val="left"/>
+      </w:pPr>
+      <w:r>
+        <w:rPr>
+          <w:rFonts w:ascii="Times New Roman" w:cs="Times New Roman" w:eastAsia="Times New Roman" w:hAnsi="Times New Roman"/>
+          <w:sz w:val="24"/>
+          <w:szCs w:val="24"/>
+        </w:rPr>
+        <w:t xml:space="preserve"/>
+      </w:r>
+    </w:p>
+    <w:p>
+      <w:pPr>
+        <w:spacing w:after="80"/>
+        <w:jc w:val="left"/>
       </w:pPr>
       <w:r>
         <w:rPr>
@@ -260,23 +271,55 @@
           <w:sz w:val="24"/>
           <w:szCs w:val="24"/>
         </w:rPr>
-        <w:t xml:space="preserve">I L T I M O S N O M A</w:t>
-      </w:r>
-    </w:p>
-    <w:p>
-      <w:pPr>
-        <w:spacing w:after="80"/>
-        <w:jc w:val="center"/>
-      </w:pPr>
-      <w:r>
-        <w:rPr>
-          <w:rFonts w:ascii="Times New Roman" w:cs="Times New Roman" w:eastAsia="Times New Roman" w:hAnsi="Times New Roman"/>
-          <w:i/>
-          <w:iCs/>
-          <w:sz w:val="24"/>
-          <w:szCs w:val="24"/>
-        </w:rPr>
-        <w:t xml:space="preserve">(shikoyat berish muddatini tiklash to‘g‘risida)</w:t>
+        <w:t xml:space="preserve">Ilova:</w:t>
+      </w:r>
+    </w:p>
+    <w:p>
+      <w:pPr>
+        <w:spacing w:after="0"/>
+        <w:jc w:val="left"/>
+      </w:pPr>
+      <w:r>
+        <w:rPr>
+          <w:rFonts w:ascii="Times New Roman" w:cs="Times New Roman" w:eastAsia="Times New Roman" w:hAnsi="Times New Roman"/>
+          <w:i/>
+          <w:iCs/>
+          <w:sz w:val="24"/>
+          <w:szCs w:val="24"/>
+        </w:rPr>
+        <w:t xml:space="preserve">- Pasport nusxasi;</w:t>
+      </w:r>
+    </w:p>
+    <w:p>
+      <w:pPr>
+        <w:spacing w:after="0"/>
+        <w:jc w:val="left"/>
+      </w:pPr>
+      <w:r>
+        <w:rPr>
+          <w:rFonts w:ascii="Times New Roman" w:cs="Times New Roman" w:eastAsia="Times New Roman" w:hAnsi="Times New Roman"/>
+          <w:i/>
+          <w:iCs/>
+          <w:sz w:val="24"/>
+          <w:szCs w:val="24"/>
+        </w:rPr>
+        <w:t xml:space="preserve">- Jarima solish to‘g‘risidagi qaror;</w:t>
+      </w:r>
+    </w:p>
+    <w:p>
+      <w:pPr>
+        <w:spacing w:after="0"/>
+        <w:jc w:val="left"/>
+      </w:pPr>
+      <w:r>
+        <w:rPr>
+          <w:rFonts w:ascii="Times New Roman" w:cs="Times New Roman" w:eastAsia="Times New Roman" w:hAnsi="Times New Roman"/>
+          <w:i/>
+          <w:iCs/>
+          <w:sz w:val="24"/>
+          <w:szCs w:val="24"/>
+        </w:rPr>
+        <w:t xml:space="preserve">- Nima sababdan shikoyat berish muddati o‘tib ketganligi haqida ma’lumotnoma.</w:t>
       </w:r>
     </w:p>
     <w:p>
@@ -291,66 +334,6 @@
           <w:szCs w:val="24"/>
         </w:rPr>
         <w:t xml:space="preserve"/>
-      </w:r>
-    </w:p>
-    <w:p>
-      <w:pPr>
-        <w:spacing w:after="0"/>
-        <w:ind w:firstLine="720"/>
-        <w:jc w:val="both"/>
-      </w:pPr>
-      <w:r>
-        <w:rPr>
-          <w:rFonts w:ascii="Times New Roman" w:cs="Times New Roman" w:eastAsia="Times New Roman" w:hAnsi="Times New Roman"/>
-          <w:sz w:val="24"/>
-          <w:szCs w:val="24"/>
-        </w:rPr>
-        <w:t xml:space="preserve">Mazmuni shundan iboratki, {{penalty_org}} tomonidan {{order_day}}.{{order_month}}.{{order_year}} yil kuni menga nisbatan {{fine_amount}} so‘m ma’muriy jarima qo‘llash to‘g‘risida qaror qabul qilingan.</w:t>
-      </w:r>
-    </w:p>
-    <w:p>
-      <w:pPr>
-        <w:spacing w:after="0"/>
-        <w:ind w:firstLine="720"/>
-        <w:jc w:val="both"/>
-      </w:pPr>
-      <w:r>
-        <w:rPr>
-          <w:rFonts w:ascii="Times New Roman" w:cs="Times New Roman" w:eastAsia="Times New Roman" w:hAnsi="Times New Roman"/>
-          <w:sz w:val="24"/>
-          <w:szCs w:val="24"/>
-        </w:rPr>
-        <w:t xml:space="preserve">Ushbu qarorni {{late_reason}} shu sababli o‘z vaqtida olmaganman.</w:t>
-      </w:r>
-    </w:p>
-    <w:p>
-      <w:pPr>
-        <w:spacing w:after="0"/>
-        <w:ind w:firstLine="720"/>
-        <w:jc w:val="both"/>
-      </w:pPr>
-      <w:r>
-        <w:rPr>
-          <w:rFonts w:ascii="Times New Roman" w:cs="Times New Roman" w:eastAsia="Times New Roman" w:hAnsi="Times New Roman"/>
-          <w:sz w:val="24"/>
-          <w:szCs w:val="24"/>
-        </w:rPr>
-        <w:t xml:space="preserve">Mazkur qarorni {{learned_day}}.{{learned_month}}.{{learned_year}} yil kuni {{learned_where}} orqali olganman, shu bois qaror ustidan shikoyat berish muddati o‘tib ketgan.</w:t>
-      </w:r>
-    </w:p>
-    <w:p>
-      <w:pPr>
-        <w:spacing w:after="0"/>
-        <w:ind w:firstLine="720"/>
-        <w:jc w:val="both"/>
-      </w:pPr>
-      <w:r>
-        <w:rPr>
-          <w:rFonts w:ascii="Times New Roman" w:cs="Times New Roman" w:eastAsia="Times New Roman" w:hAnsi="Times New Roman"/>
-          <w:sz w:val="24"/>
-          <w:szCs w:val="24"/>
-        </w:rPr>
-        <w:t xml:space="preserve">Yuqoridagilarni inobatga olib, ushbu qaror bo‘yicha shikoyat berish muddatini tiklab berishingizni so‘rayman.</w:t>
       </w:r>
     </w:p>
     <w:p>
@@ -380,104 +363,16 @@
           <w:sz w:val="24"/>
           <w:szCs w:val="24"/>
         </w:rPr>
-        <w:t xml:space="preserve">Ilova:</w:t>
-      </w:r>
-    </w:p>
-    <w:p>
-      <w:pPr>
-        <w:spacing w:after="0"/>
-        <w:jc w:val="left"/>
-      </w:pPr>
-      <w:r>
-        <w:rPr>
-          <w:rFonts w:ascii="Times New Roman" w:cs="Times New Roman" w:eastAsia="Times New Roman" w:hAnsi="Times New Roman"/>
-          <w:i/>
-          <w:iCs/>
-          <w:sz w:val="24"/>
-          <w:szCs w:val="24"/>
-        </w:rPr>
-        <w:t xml:space="preserve">- Pasport nusxasi;</w:t>
-      </w:r>
-    </w:p>
-    <w:p>
-      <w:pPr>
-        <w:spacing w:after="0"/>
-        <w:jc w:val="left"/>
-      </w:pPr>
-      <w:r>
-        <w:rPr>
-          <w:rFonts w:ascii="Times New Roman" w:cs="Times New Roman" w:eastAsia="Times New Roman" w:hAnsi="Times New Roman"/>
-          <w:i/>
-          <w:iCs/>
-          <w:sz w:val="24"/>
-          <w:szCs w:val="24"/>
-        </w:rPr>
-        <w:t xml:space="preserve">- Jarima solish to‘g‘risidagi qaror;</w:t>
-      </w:r>
-    </w:p>
-    <w:p>
-      <w:pPr>
-        <w:spacing w:after="0"/>
-        <w:jc w:val="left"/>
-      </w:pPr>
-      <w:r>
-        <w:rPr>
-          <w:rFonts w:ascii="Times New Roman" w:cs="Times New Roman" w:eastAsia="Times New Roman" w:hAnsi="Times New Roman"/>
-          <w:i/>
-          <w:iCs/>
-          <w:sz w:val="24"/>
-          <w:szCs w:val="24"/>
-        </w:rPr>
-        <w:t xml:space="preserve">- Nima sababdan shikoyat berish muddati o‘tib ketganligi haqida ma’lumotnoma.</w:t>
-      </w:r>
-    </w:p>
-    <w:p>
-      <w:pPr>
-        <w:spacing w:after="80"/>
-        <w:jc w:val="left"/>
-      </w:pPr>
-      <w:r>
-        <w:rPr>
-          <w:rFonts w:ascii="Times New Roman" w:cs="Times New Roman" w:eastAsia="Times New Roman" w:hAnsi="Times New Roman"/>
-          <w:sz w:val="24"/>
-          <w:szCs w:val="24"/>
-        </w:rPr>
-        <w:t xml:space="preserve">{{#applicant_is_individual}}</w:t>
-      </w:r>
-    </w:p>
-    <w:p>
-      <w:pPr>
-        <w:spacing w:after="80"/>
-        <w:jc w:val="left"/>
-      </w:pPr>
-      <w:r>
-        <w:rPr>
-          <w:rFonts w:ascii="Times New Roman" w:cs="Times New Roman" w:eastAsia="Times New Roman" w:hAnsi="Times New Roman"/>
-          <w:sz w:val="24"/>
-          <w:szCs w:val="24"/>
-        </w:rPr>
-        <w:t xml:space="preserve"/>
-      </w:r>
-    </w:p>
-    <w:p>
-      <w:pPr>
-        <w:spacing w:after="80"/>
-        <w:jc w:val="left"/>
-      </w:pPr>
-      <w:r>
-        <w:rPr>
-          <w:rFonts w:ascii="Times New Roman" w:cs="Times New Roman" w:eastAsia="Times New Roman" w:hAnsi="Times New Roman"/>
-          <w:sz w:val="24"/>
-          <w:szCs w:val="24"/>
-        </w:rPr>
-        <w:t xml:space="preserve"/>
-      </w:r>
-    </w:p>
-    <w:p>
-      <w:pPr>
-        <w:spacing w:after="80"/>
-        <w:jc w:val="left"/>
-      </w:pPr>
+        <w:t xml:space="preserve">Arizachi:</w:t>
+      </w:r>
+      <w:r>
+        <w:rPr>
+          <w:rFonts w:ascii="Times New Roman" w:cs="Times New Roman" w:eastAsia="Times New Roman" w:hAnsi="Times New Roman"/>
+          <w:sz w:val="24"/>
+          <w:szCs w:val="24"/>
+        </w:rPr>
+        <w:t xml:space="preserve">                 (imzo)        </w:t>
+      </w:r>
       <w:r>
         <w:rPr>
           <w:rFonts w:ascii="Times New Roman" w:cs="Times New Roman" w:eastAsia="Times New Roman" w:hAnsi="Times New Roman"/>
@@ -486,129 +381,7 @@
           <w:sz w:val="24"/>
           <w:szCs w:val="24"/>
         </w:rPr>
-        <w:t xml:space="preserve">Arizachi:</w:t>
-      </w:r>
-      <w:r>
-        <w:rPr>
-          <w:rFonts w:ascii="Times New Roman" w:cs="Times New Roman" w:eastAsia="Times New Roman" w:hAnsi="Times New Roman"/>
-          <w:sz w:val="24"/>
-          <w:szCs w:val="24"/>
-        </w:rPr>
-        <w:t xml:space="preserve">                 (imzo)        </w:t>
-      </w:r>
-      <w:r>
-        <w:rPr>
-          <w:rFonts w:ascii="Times New Roman" w:cs="Times New Roman" w:eastAsia="Times New Roman" w:hAnsi="Times New Roman"/>
-          <w:b/>
-          <w:bCs/>
-          <w:sz w:val="24"/>
-          <w:szCs w:val="24"/>
-        </w:rPr>
         <w:t xml:space="preserve">{{plaintiff_fio}}</w:t>
-      </w:r>
-    </w:p>
-    <w:p>
-      <w:pPr>
-        <w:spacing w:after="80"/>
-        <w:jc w:val="left"/>
-      </w:pPr>
-      <w:r>
-        <w:rPr>
-          <w:rFonts w:ascii="Times New Roman" w:cs="Times New Roman" w:eastAsia="Times New Roman" w:hAnsi="Times New Roman"/>
-          <w:sz w:val="24"/>
-          <w:szCs w:val="24"/>
-        </w:rPr>
-        <w:t xml:space="preserve">{{/applicant_is_individual}}</w:t>
-      </w:r>
-    </w:p>
-    <w:p>
-      <w:pPr>
-        <w:spacing w:after="80"/>
-        <w:jc w:val="left"/>
-      </w:pPr>
-      <w:r>
-        <w:rPr>
-          <w:rFonts w:ascii="Times New Roman" w:cs="Times New Roman" w:eastAsia="Times New Roman" w:hAnsi="Times New Roman"/>
-          <w:sz w:val="24"/>
-          <w:szCs w:val="24"/>
-        </w:rPr>
-        <w:t xml:space="preserve">{{#applicant_is_org}}</w:t>
-      </w:r>
-    </w:p>
-    <w:p>
-      <w:pPr>
-        <w:spacing w:after="80"/>
-        <w:jc w:val="left"/>
-      </w:pPr>
-      <w:r>
-        <w:rPr>
-          <w:rFonts w:ascii="Times New Roman" w:cs="Times New Roman" w:eastAsia="Times New Roman" w:hAnsi="Times New Roman"/>
-          <w:sz w:val="24"/>
-          <w:szCs w:val="24"/>
-        </w:rPr>
-        <w:t xml:space="preserve"/>
-      </w:r>
-    </w:p>
-    <w:p>
-      <w:pPr>
-        <w:spacing w:after="80"/>
-        <w:jc w:val="left"/>
-      </w:pPr>
-      <w:r>
-        <w:rPr>
-          <w:rFonts w:ascii="Times New Roman" w:cs="Times New Roman" w:eastAsia="Times New Roman" w:hAnsi="Times New Roman"/>
-          <w:sz w:val="24"/>
-          <w:szCs w:val="24"/>
-        </w:rPr>
-        <w:t xml:space="preserve"/>
-      </w:r>
-    </w:p>
-    <w:p>
-      <w:pPr>
-        <w:spacing w:after="80"/>
-        <w:jc w:val="left"/>
-      </w:pPr>
-      <w:r>
-        <w:rPr>
-          <w:rFonts w:ascii="Times New Roman" w:cs="Times New Roman" w:eastAsia="Times New Roman" w:hAnsi="Times New Roman"/>
-          <w:b/>
-          <w:bCs/>
-          <w:sz w:val="24"/>
-          <w:szCs w:val="24"/>
-        </w:rPr>
-        <w:t xml:space="preserve">Rahbar:</w:t>
-      </w:r>
-      <w:r>
-        <w:rPr>
-          <w:rFonts w:ascii="Times New Roman" w:cs="Times New Roman" w:eastAsia="Times New Roman" w:hAnsi="Times New Roman"/>
-          <w:sz w:val="24"/>
-          <w:szCs w:val="24"/>
-        </w:rPr>
-        <w:t xml:space="preserve">                 (imzo va muhr)        </w:t>
-      </w:r>
-      <w:r>
-        <w:rPr>
-          <w:rFonts w:ascii="Times New Roman" w:cs="Times New Roman" w:eastAsia="Times New Roman" w:hAnsi="Times New Roman"/>
-          <w:b/>
-          <w:bCs/>
-          <w:sz w:val="24"/>
-          <w:szCs w:val="24"/>
-        </w:rPr>
-        <w:t xml:space="preserve">{{plaintiff_fio}}</w:t>
-      </w:r>
-    </w:p>
-    <w:p>
-      <w:pPr>
-        <w:spacing w:after="80"/>
-        <w:jc w:val="left"/>
-      </w:pPr>
-      <w:r>
-        <w:rPr>
-          <w:rFonts w:ascii="Times New Roman" w:cs="Times New Roman" w:eastAsia="Times New Roman" w:hAnsi="Times New Roman"/>
-          <w:sz w:val="24"/>
-          <w:szCs w:val="24"/>
-        </w:rPr>
-        <w:t xml:space="preserve">{{/applicant_is_org}}</w:t>
       </w:r>
     </w:p>
     <w:sectPr>
